--- a/2_semester/neurocomputer systems/Деменков_И_М_12-25_РПмз_практическая_1_Распознавание_образов.docx
+++ b/2_semester/neurocomputer systems/Деменков_И_М_12-25_РПмз_практическая_1_Распознавание_образов.docx
@@ -146,7 +146,25 @@
           <w:i w:val="false"/>
           <w:sz w:val="28"/>
         </w:rPr>
-        <w:t>«Методы цифровой обработки изображений»</w:t>
+        <w:t>«</w:t>
+      </w:r>
+      <w:r>
+        <w:rPr>
+          <w:rFonts w:eastAsia="Times New Roman" w:cs="Times New Roman"/>
+          <w:b w:val="false"/>
+          <w:i w:val="false"/>
+          <w:sz w:val="28"/>
+        </w:rPr>
+        <w:t>Нейрокомпьютерные системы</w:t>
+      </w:r>
+      <w:r>
+        <w:rPr>
+          <w:rFonts w:eastAsia="Times New Roman" w:cs="Times New Roman"/>
+          <w:b w:val="false"/>
+          <w:i w:val="false"/>
+          <w:sz w:val="28"/>
+        </w:rPr>
+        <w:t>»</w:t>
       </w:r>
     </w:p>
     <w:p>
@@ -1494,6 +1512,7 @@
         </w:tabs>
         <w:ind w:start="1080" w:hanging="360"/>
       </w:pPr>
+      <w:rPr/>
     </w:lvl>
     <w:lvl w:ilvl="2">
       <w:start w:val="1"/>
@@ -1506,6 +1525,7 @@
         </w:tabs>
         <w:ind w:start="1440" w:hanging="360"/>
       </w:pPr>
+      <w:rPr/>
     </w:lvl>
     <w:lvl w:ilvl="3">
       <w:start w:val="1"/>
@@ -1518,6 +1538,7 @@
         </w:tabs>
         <w:ind w:start="1800" w:hanging="360"/>
       </w:pPr>
+      <w:rPr/>
     </w:lvl>
     <w:lvl w:ilvl="4">
       <w:start w:val="1"/>
@@ -1530,6 +1551,7 @@
         </w:tabs>
         <w:ind w:start="2160" w:hanging="360"/>
       </w:pPr>
+      <w:rPr/>
     </w:lvl>
     <w:lvl w:ilvl="5">
       <w:start w:val="1"/>
@@ -1542,6 +1564,7 @@
         </w:tabs>
         <w:ind w:start="2520" w:hanging="360"/>
       </w:pPr>
+      <w:rPr/>
     </w:lvl>
     <w:lvl w:ilvl="6">
       <w:start w:val="1"/>
@@ -1554,6 +1577,7 @@
         </w:tabs>
         <w:ind w:start="2880" w:hanging="360"/>
       </w:pPr>
+      <w:rPr/>
     </w:lvl>
     <w:lvl w:ilvl="7">
       <w:start w:val="1"/>
@@ -1566,6 +1590,7 @@
         </w:tabs>
         <w:ind w:start="3240" w:hanging="360"/>
       </w:pPr>
+      <w:rPr/>
     </w:lvl>
     <w:lvl w:ilvl="8">
       <w:start w:val="1"/>
@@ -1578,6 +1603,7 @@
         </w:tabs>
         <w:ind w:start="3600" w:hanging="360"/>
       </w:pPr>
+      <w:rPr/>
     </w:lvl>
   </w:abstractNum>
   <w:abstractNum w:abstractNumId="2">
@@ -1607,6 +1633,7 @@
         </w:tabs>
         <w:ind w:start="1080" w:hanging="360"/>
       </w:pPr>
+      <w:rPr/>
     </w:lvl>
     <w:lvl w:ilvl="2">
       <w:start w:val="1"/>
@@ -1619,6 +1646,7 @@
         </w:tabs>
         <w:ind w:start="1440" w:hanging="360"/>
       </w:pPr>
+      <w:rPr/>
     </w:lvl>
     <w:lvl w:ilvl="3">
       <w:start w:val="1"/>
@@ -1631,6 +1659,7 @@
         </w:tabs>
         <w:ind w:start="1800" w:hanging="360"/>
       </w:pPr>
+      <w:rPr/>
     </w:lvl>
     <w:lvl w:ilvl="4">
       <w:start w:val="1"/>
@@ -1643,6 +1672,7 @@
         </w:tabs>
         <w:ind w:start="2160" w:hanging="360"/>
       </w:pPr>
+      <w:rPr/>
     </w:lvl>
     <w:lvl w:ilvl="5">
       <w:start w:val="1"/>
@@ -1655,6 +1685,7 @@
         </w:tabs>
         <w:ind w:start="2520" w:hanging="360"/>
       </w:pPr>
+      <w:rPr/>
     </w:lvl>
     <w:lvl w:ilvl="6">
       <w:start w:val="1"/>
@@ -1667,6 +1698,7 @@
         </w:tabs>
         <w:ind w:start="2880" w:hanging="360"/>
       </w:pPr>
+      <w:rPr/>
     </w:lvl>
     <w:lvl w:ilvl="7">
       <w:start w:val="1"/>
@@ -1679,6 +1711,7 @@
         </w:tabs>
         <w:ind w:start="3240" w:hanging="360"/>
       </w:pPr>
+      <w:rPr/>
     </w:lvl>
     <w:lvl w:ilvl="8">
       <w:start w:val="1"/>
@@ -1691,6 +1724,7 @@
         </w:tabs>
         <w:ind w:start="3600" w:hanging="360"/>
       </w:pPr>
+      <w:rPr/>
     </w:lvl>
   </w:abstractNum>
   <w:abstractNum w:abstractNumId="3">
@@ -1720,6 +1754,7 @@
         </w:tabs>
         <w:ind w:start="1080" w:hanging="360"/>
       </w:pPr>
+      <w:rPr/>
     </w:lvl>
     <w:lvl w:ilvl="2">
       <w:start w:val="1"/>
@@ -1732,6 +1767,7 @@
         </w:tabs>
         <w:ind w:start="1440" w:hanging="360"/>
       </w:pPr>
+      <w:rPr/>
     </w:lvl>
     <w:lvl w:ilvl="3">
       <w:start w:val="1"/>
@@ -1744,6 +1780,7 @@
         </w:tabs>
         <w:ind w:start="1800" w:hanging="360"/>
       </w:pPr>
+      <w:rPr/>
     </w:lvl>
     <w:lvl w:ilvl="4">
       <w:start w:val="1"/>
@@ -1756,6 +1793,7 @@
         </w:tabs>
         <w:ind w:start="2160" w:hanging="360"/>
       </w:pPr>
+      <w:rPr/>
     </w:lvl>
     <w:lvl w:ilvl="5">
       <w:start w:val="1"/>
@@ -1768,6 +1806,7 @@
         </w:tabs>
         <w:ind w:start="2520" w:hanging="360"/>
       </w:pPr>
+      <w:rPr/>
     </w:lvl>
     <w:lvl w:ilvl="6">
       <w:start w:val="1"/>
@@ -1780,6 +1819,7 @@
         </w:tabs>
         <w:ind w:start="2880" w:hanging="360"/>
       </w:pPr>
+      <w:rPr/>
     </w:lvl>
     <w:lvl w:ilvl="7">
       <w:start w:val="1"/>
@@ -1792,6 +1832,7 @@
         </w:tabs>
         <w:ind w:start="3240" w:hanging="360"/>
       </w:pPr>
+      <w:rPr/>
     </w:lvl>
     <w:lvl w:ilvl="8">
       <w:start w:val="1"/>
@@ -1804,6 +1845,7 @@
         </w:tabs>
         <w:ind w:start="3600" w:hanging="360"/>
       </w:pPr>
+      <w:rPr/>
     </w:lvl>
   </w:abstractNum>
   <w:abstractNum w:abstractNumId="4">
@@ -1831,6 +1873,7 @@
         </w:tabs>
         <w:ind w:start="1080" w:hanging="360"/>
       </w:pPr>
+      <w:rPr/>
     </w:lvl>
     <w:lvl w:ilvl="2">
       <w:start w:val="1"/>
@@ -1843,6 +1886,7 @@
         </w:tabs>
         <w:ind w:start="1440" w:hanging="360"/>
       </w:pPr>
+      <w:rPr/>
     </w:lvl>
     <w:lvl w:ilvl="3">
       <w:start w:val="1"/>
@@ -1855,6 +1899,7 @@
         </w:tabs>
         <w:ind w:start="1800" w:hanging="360"/>
       </w:pPr>
+      <w:rPr/>
     </w:lvl>
     <w:lvl w:ilvl="4">
       <w:start w:val="1"/>
@@ -1867,6 +1912,7 @@
         </w:tabs>
         <w:ind w:start="2160" w:hanging="360"/>
       </w:pPr>
+      <w:rPr/>
     </w:lvl>
     <w:lvl w:ilvl="5">
       <w:start w:val="1"/>
@@ -1879,6 +1925,7 @@
         </w:tabs>
         <w:ind w:start="2520" w:hanging="360"/>
       </w:pPr>
+      <w:rPr/>
     </w:lvl>
     <w:lvl w:ilvl="6">
       <w:start w:val="1"/>
@@ -1891,6 +1938,7 @@
         </w:tabs>
         <w:ind w:start="2880" w:hanging="360"/>
       </w:pPr>
+      <w:rPr/>
     </w:lvl>
     <w:lvl w:ilvl="7">
       <w:start w:val="1"/>
@@ -1903,6 +1951,7 @@
         </w:tabs>
         <w:ind w:start="3240" w:hanging="360"/>
       </w:pPr>
+      <w:rPr/>
     </w:lvl>
     <w:lvl w:ilvl="8">
       <w:start w:val="1"/>
@@ -1915,6 +1964,7 @@
         </w:tabs>
         <w:ind w:start="3600" w:hanging="360"/>
       </w:pPr>
+      <w:rPr/>
     </w:lvl>
   </w:abstractNum>
   <w:abstractNum w:abstractNumId="5">
@@ -1942,6 +1992,7 @@
         </w:tabs>
         <w:ind w:start="1080" w:hanging="360"/>
       </w:pPr>
+      <w:rPr/>
     </w:lvl>
     <w:lvl w:ilvl="2">
       <w:start w:val="1"/>
@@ -1954,6 +2005,7 @@
         </w:tabs>
         <w:ind w:start="1440" w:hanging="360"/>
       </w:pPr>
+      <w:rPr/>
     </w:lvl>
     <w:lvl w:ilvl="3">
       <w:start w:val="1"/>
@@ -1966,6 +2018,7 @@
         </w:tabs>
         <w:ind w:start="1800" w:hanging="360"/>
       </w:pPr>
+      <w:rPr/>
     </w:lvl>
     <w:lvl w:ilvl="4">
       <w:start w:val="1"/>
@@ -1978,6 +2031,7 @@
         </w:tabs>
         <w:ind w:start="2160" w:hanging="360"/>
       </w:pPr>
+      <w:rPr/>
     </w:lvl>
     <w:lvl w:ilvl="5">
       <w:start w:val="1"/>
@@ -1990,6 +2044,7 @@
         </w:tabs>
         <w:ind w:start="2520" w:hanging="360"/>
       </w:pPr>
+      <w:rPr/>
     </w:lvl>
     <w:lvl w:ilvl="6">
       <w:start w:val="1"/>
@@ -2002,6 +2057,7 @@
         </w:tabs>
         <w:ind w:start="2880" w:hanging="360"/>
       </w:pPr>
+      <w:rPr/>
     </w:lvl>
     <w:lvl w:ilvl="7">
       <w:start w:val="1"/>
@@ -2014,6 +2070,7 @@
         </w:tabs>
         <w:ind w:start="3240" w:hanging="360"/>
       </w:pPr>
+      <w:rPr/>
     </w:lvl>
     <w:lvl w:ilvl="8">
       <w:start w:val="1"/>
@@ -2026,6 +2083,7 @@
         </w:tabs>
         <w:ind w:start="3600" w:hanging="360"/>
       </w:pPr>
+      <w:rPr/>
     </w:lvl>
   </w:abstractNum>
   <w:abstractNum w:abstractNumId="6">
@@ -2053,6 +2111,7 @@
         </w:tabs>
         <w:ind w:start="1080" w:hanging="360"/>
       </w:pPr>
+      <w:rPr/>
     </w:lvl>
     <w:lvl w:ilvl="2">
       <w:start w:val="1"/>
@@ -2065,6 +2124,7 @@
         </w:tabs>
         <w:ind w:start="1440" w:hanging="360"/>
       </w:pPr>
+      <w:rPr/>
     </w:lvl>
     <w:lvl w:ilvl="3">
       <w:start w:val="1"/>
@@ -2077,6 +2137,7 @@
         </w:tabs>
         <w:ind w:start="1800" w:hanging="360"/>
       </w:pPr>
+      <w:rPr/>
     </w:lvl>
     <w:lvl w:ilvl="4">
       <w:start w:val="1"/>
@@ -2089,6 +2150,7 @@
         </w:tabs>
         <w:ind w:start="2160" w:hanging="360"/>
       </w:pPr>
+      <w:rPr/>
     </w:lvl>
     <w:lvl w:ilvl="5">
       <w:start w:val="1"/>
@@ -2101,6 +2163,7 @@
         </w:tabs>
         <w:ind w:start="2520" w:hanging="360"/>
       </w:pPr>
+      <w:rPr/>
     </w:lvl>
     <w:lvl w:ilvl="6">
       <w:start w:val="1"/>
@@ -2113,6 +2176,7 @@
         </w:tabs>
         <w:ind w:start="2880" w:hanging="360"/>
       </w:pPr>
+      <w:rPr/>
     </w:lvl>
     <w:lvl w:ilvl="7">
       <w:start w:val="1"/>
@@ -2125,6 +2189,7 @@
         </w:tabs>
         <w:ind w:start="3240" w:hanging="360"/>
       </w:pPr>
+      <w:rPr/>
     </w:lvl>
     <w:lvl w:ilvl="8">
       <w:start w:val="1"/>
@@ -2137,6 +2202,7 @@
         </w:tabs>
         <w:ind w:start="3600" w:hanging="360"/>
       </w:pPr>
+      <w:rPr/>
     </w:lvl>
   </w:abstractNum>
   <w:abstractNum w:abstractNumId="7">
@@ -2287,7 +2353,7 @@
   <w:docDefaults>
     <w:rPrDefault>
       <w:rPr>
-        <w:rFonts w:ascii="Cambria" w:hAnsi="Cambria" w:eastAsia="ＭＳ 明朝" w:cs="" w:asciiTheme="minorHAnsi" w:cstheme="minorBidi" w:eastAsiaTheme="minorEastAsia" w:hAnsiTheme="minorHAnsi"/>
+        <w:rFonts w:ascii="Cambria" w:hAnsi="Cambria" w:eastAsia="" w:cs="" w:asciiTheme="minorHAnsi" w:cstheme="minorBidi" w:eastAsiaTheme="minorEastAsia" w:hAnsiTheme="minorHAnsi"/>
         <w:sz w:val="22"/>
         <w:szCs w:val="22"/>
         <w:lang w:val="en-US" w:eastAsia="en-US" w:bidi="ar-SA"/>
@@ -2444,6 +2510,7 @@
     <w:rsid w:val="00fc693f"/>
     <w:pPr>
       <w:widowControl/>
+      <w:suppressAutoHyphens w:val="true"/>
       <w:bidi w:val="0"/>
       <w:spacing w:lineRule="auto" w:line="360" w:before="0" w:after="0"/>
       <w:jc w:val="start"/>
@@ -2472,7 +2539,7 @@
       <w:outlineLvl w:val="0"/>
     </w:pPr>
     <w:rPr>
-      <w:rFonts w:ascii="Calibri" w:hAnsi="Calibri" w:eastAsia="ＭＳ ゴシック" w:cs="" w:asciiTheme="majorHAnsi" w:cstheme="majorBidi" w:eastAsiaTheme="majorEastAsia" w:hAnsiTheme="majorHAnsi"/>
+      <w:rFonts w:ascii="Calibri" w:hAnsi="Calibri" w:eastAsia="" w:cs="" w:asciiTheme="majorHAnsi" w:cstheme="majorBidi" w:eastAsiaTheme="majorEastAsia" w:hAnsiTheme="majorHAnsi"/>
       <w:b/>
       <w:bCs/>
       <w:color w:themeColor="accent1" w:themeShade="bf" w:val="365F91"/>
@@ -2496,7 +2563,7 @@
       <w:outlineLvl w:val="1"/>
     </w:pPr>
     <w:rPr>
-      <w:rFonts w:ascii="Calibri" w:hAnsi="Calibri" w:eastAsia="ＭＳ ゴシック" w:cs="" w:asciiTheme="majorHAnsi" w:cstheme="majorBidi" w:eastAsiaTheme="majorEastAsia" w:hAnsiTheme="majorHAnsi"/>
+      <w:rFonts w:ascii="Calibri" w:hAnsi="Calibri" w:eastAsia="" w:cs="" w:asciiTheme="majorHAnsi" w:cstheme="majorBidi" w:eastAsiaTheme="majorEastAsia" w:hAnsiTheme="majorHAnsi"/>
       <w:b/>
       <w:bCs/>
       <w:color w:themeColor="accent1" w:val="4F81BD"/>
@@ -2520,7 +2587,7 @@
       <w:outlineLvl w:val="2"/>
     </w:pPr>
     <w:rPr>
-      <w:rFonts w:ascii="Calibri" w:hAnsi="Calibri" w:eastAsia="ＭＳ ゴシック" w:cs="" w:asciiTheme="majorHAnsi" w:cstheme="majorBidi" w:eastAsiaTheme="majorEastAsia" w:hAnsiTheme="majorHAnsi"/>
+      <w:rFonts w:ascii="Calibri" w:hAnsi="Calibri" w:eastAsia="" w:cs="" w:asciiTheme="majorHAnsi" w:cstheme="majorBidi" w:eastAsiaTheme="majorEastAsia" w:hAnsiTheme="majorHAnsi"/>
       <w:b/>
       <w:bCs/>
       <w:color w:themeColor="accent1" w:val="4F81BD"/>
@@ -2543,7 +2610,7 @@
       <w:outlineLvl w:val="3"/>
     </w:pPr>
     <w:rPr>
-      <w:rFonts w:ascii="Calibri" w:hAnsi="Calibri" w:eastAsia="ＭＳ ゴシック" w:cs="" w:asciiTheme="majorHAnsi" w:cstheme="majorBidi" w:eastAsiaTheme="majorEastAsia" w:hAnsiTheme="majorHAnsi"/>
+      <w:rFonts w:ascii="Calibri" w:hAnsi="Calibri" w:eastAsia="" w:cs="" w:asciiTheme="majorHAnsi" w:cstheme="majorBidi" w:eastAsiaTheme="majorEastAsia" w:hAnsiTheme="majorHAnsi"/>
       <w:b/>
       <w:bCs/>
       <w:i/>
@@ -2568,7 +2635,7 @@
       <w:outlineLvl w:val="4"/>
     </w:pPr>
     <w:rPr>
-      <w:rFonts w:ascii="Calibri" w:hAnsi="Calibri" w:eastAsia="ＭＳ ゴシック" w:cs="" w:asciiTheme="majorHAnsi" w:cstheme="majorBidi" w:eastAsiaTheme="majorEastAsia" w:hAnsiTheme="majorHAnsi"/>
+      <w:rFonts w:ascii="Calibri" w:hAnsi="Calibri" w:eastAsia="" w:cs="" w:asciiTheme="majorHAnsi" w:cstheme="majorBidi" w:eastAsiaTheme="majorEastAsia" w:hAnsiTheme="majorHAnsi"/>
       <w:color w:themeColor="accent1" w:themeShade="7f" w:val="243F60"/>
     </w:rPr>
   </w:style>
@@ -2589,7 +2656,7 @@
       <w:outlineLvl w:val="5"/>
     </w:pPr>
     <w:rPr>
-      <w:rFonts w:ascii="Calibri" w:hAnsi="Calibri" w:eastAsia="ＭＳ ゴシック" w:cs="" w:asciiTheme="majorHAnsi" w:cstheme="majorBidi" w:eastAsiaTheme="majorEastAsia" w:hAnsiTheme="majorHAnsi"/>
+      <w:rFonts w:ascii="Calibri" w:hAnsi="Calibri" w:eastAsia="" w:cs="" w:asciiTheme="majorHAnsi" w:cstheme="majorBidi" w:eastAsiaTheme="majorEastAsia" w:hAnsiTheme="majorHAnsi"/>
       <w:i/>
       <w:iCs/>
       <w:color w:themeColor="accent1" w:themeShade="7f" w:val="243F60"/>
@@ -2612,7 +2679,7 @@
       <w:outlineLvl w:val="6"/>
     </w:pPr>
     <w:rPr>
-      <w:rFonts w:ascii="Calibri" w:hAnsi="Calibri" w:eastAsia="ＭＳ ゴシック" w:cs="" w:asciiTheme="majorHAnsi" w:cstheme="majorBidi" w:eastAsiaTheme="majorEastAsia" w:hAnsiTheme="majorHAnsi"/>
+      <w:rFonts w:ascii="Calibri" w:hAnsi="Calibri" w:eastAsia="" w:cs="" w:asciiTheme="majorHAnsi" w:cstheme="majorBidi" w:eastAsiaTheme="majorEastAsia" w:hAnsiTheme="majorHAnsi"/>
       <w:i/>
       <w:iCs/>
       <w:color w:themeColor="text1" w:themeTint="bf" w:val="404040"/>
@@ -2635,7 +2702,7 @@
       <w:outlineLvl w:val="7"/>
     </w:pPr>
     <w:rPr>
-      <w:rFonts w:ascii="Calibri" w:hAnsi="Calibri" w:eastAsia="ＭＳ ゴシック" w:cs="" w:asciiTheme="majorHAnsi" w:cstheme="majorBidi" w:eastAsiaTheme="majorEastAsia" w:hAnsiTheme="majorHAnsi"/>
+      <w:rFonts w:ascii="Calibri" w:hAnsi="Calibri" w:eastAsia="" w:cs="" w:asciiTheme="majorHAnsi" w:cstheme="majorBidi" w:eastAsiaTheme="majorEastAsia" w:hAnsiTheme="majorHAnsi"/>
       <w:color w:themeColor="accent1" w:val="4F81BD"/>
       <w:sz w:val="20"/>
       <w:szCs w:val="20"/>
@@ -2658,7 +2725,7 @@
       <w:outlineLvl w:val="8"/>
     </w:pPr>
     <w:rPr>
-      <w:rFonts w:ascii="Calibri" w:hAnsi="Calibri" w:eastAsia="ＭＳ ゴシック" w:cs="" w:asciiTheme="majorHAnsi" w:cstheme="majorBidi" w:eastAsiaTheme="majorEastAsia" w:hAnsiTheme="majorHAnsi"/>
+      <w:rFonts w:ascii="Calibri" w:hAnsi="Calibri" w:eastAsia="" w:cs="" w:asciiTheme="majorHAnsi" w:cstheme="majorBidi" w:eastAsiaTheme="majorEastAsia" w:hAnsiTheme="majorHAnsi"/>
       <w:i/>
       <w:iCs/>
       <w:color w:themeColor="text1" w:themeTint="bf" w:val="404040"/>
@@ -2700,7 +2767,7 @@
     <w:qFormat/>
     <w:rsid w:val="00fc693f"/>
     <w:rPr>
-      <w:rFonts w:ascii="Calibri" w:hAnsi="Calibri" w:eastAsia="ＭＳ ゴシック" w:cs="" w:asciiTheme="majorHAnsi" w:cstheme="majorBidi" w:eastAsiaTheme="majorEastAsia" w:hAnsiTheme="majorHAnsi"/>
+      <w:rFonts w:ascii="Calibri" w:hAnsi="Calibri" w:eastAsia="" w:cs="" w:asciiTheme="majorHAnsi" w:cstheme="majorBidi" w:eastAsiaTheme="majorEastAsia" w:hAnsiTheme="majorHAnsi"/>
       <w:b/>
       <w:bCs/>
       <w:color w:themeColor="accent1" w:themeShade="bf" w:val="365F91"/>
@@ -2716,7 +2783,7 @@
     <w:qFormat/>
     <w:rsid w:val="00fc693f"/>
     <w:rPr>
-      <w:rFonts w:ascii="Calibri" w:hAnsi="Calibri" w:eastAsia="ＭＳ ゴシック" w:cs="" w:asciiTheme="majorHAnsi" w:cstheme="majorBidi" w:eastAsiaTheme="majorEastAsia" w:hAnsiTheme="majorHAnsi"/>
+      <w:rFonts w:ascii="Calibri" w:hAnsi="Calibri" w:eastAsia="" w:cs="" w:asciiTheme="majorHAnsi" w:cstheme="majorBidi" w:eastAsiaTheme="majorEastAsia" w:hAnsiTheme="majorHAnsi"/>
       <w:b/>
       <w:bCs/>
       <w:color w:themeColor="accent1" w:val="4F81BD"/>
@@ -2732,7 +2799,7 @@
     <w:qFormat/>
     <w:rsid w:val="00fc693f"/>
     <w:rPr>
-      <w:rFonts w:ascii="Calibri" w:hAnsi="Calibri" w:eastAsia="ＭＳ ゴシック" w:cs="" w:asciiTheme="majorHAnsi" w:cstheme="majorBidi" w:eastAsiaTheme="majorEastAsia" w:hAnsiTheme="majorHAnsi"/>
+      <w:rFonts w:ascii="Calibri" w:hAnsi="Calibri" w:eastAsia="" w:cs="" w:asciiTheme="majorHAnsi" w:cstheme="majorBidi" w:eastAsiaTheme="majorEastAsia" w:hAnsiTheme="majorHAnsi"/>
       <w:b/>
       <w:bCs/>
       <w:color w:themeColor="accent1" w:val="4F81BD"/>
@@ -2746,7 +2813,7 @@
     <w:qFormat/>
     <w:rsid w:val="00fc693f"/>
     <w:rPr>
-      <w:rFonts w:ascii="Calibri" w:hAnsi="Calibri" w:eastAsia="ＭＳ ゴシック" w:cs="" w:asciiTheme="majorHAnsi" w:cstheme="majorBidi" w:eastAsiaTheme="majorEastAsia" w:hAnsiTheme="majorHAnsi"/>
+      <w:rFonts w:ascii="Calibri" w:hAnsi="Calibri" w:eastAsia="" w:cs="" w:asciiTheme="majorHAnsi" w:cstheme="majorBidi" w:eastAsiaTheme="majorEastAsia" w:hAnsiTheme="majorHAnsi"/>
       <w:color w:themeColor="text2" w:themeShade="bf" w:val="17365D"/>
       <w:spacing w:val="5"/>
       <w:kern w:val="2"/>
@@ -2762,7 +2829,7 @@
     <w:qFormat/>
     <w:rsid w:val="00fc693f"/>
     <w:rPr>
-      <w:rFonts w:ascii="Calibri" w:hAnsi="Calibri" w:eastAsia="ＭＳ ゴシック" w:cs="" w:asciiTheme="majorHAnsi" w:cstheme="majorBidi" w:eastAsiaTheme="majorEastAsia" w:hAnsiTheme="majorHAnsi"/>
+      <w:rFonts w:ascii="Calibri" w:hAnsi="Calibri" w:eastAsia="" w:cs="" w:asciiTheme="majorHAnsi" w:cstheme="majorBidi" w:eastAsiaTheme="majorEastAsia" w:hAnsiTheme="majorHAnsi"/>
       <w:i/>
       <w:iCs/>
       <w:color w:themeColor="accent1" w:val="4F81BD"/>
@@ -2835,7 +2902,7 @@
     <w:qFormat/>
     <w:rsid w:val="00fc693f"/>
     <w:rPr>
-      <w:rFonts w:ascii="Calibri" w:hAnsi="Calibri" w:eastAsia="ＭＳ ゴシック" w:cs="" w:asciiTheme="majorHAnsi" w:cstheme="majorBidi" w:eastAsiaTheme="majorEastAsia" w:hAnsiTheme="majorHAnsi"/>
+      <w:rFonts w:ascii="Calibri" w:hAnsi="Calibri" w:eastAsia="" w:cs="" w:asciiTheme="majorHAnsi" w:cstheme="majorBidi" w:eastAsiaTheme="majorEastAsia" w:hAnsiTheme="majorHAnsi"/>
       <w:b/>
       <w:bCs/>
       <w:i/>
@@ -2852,7 +2919,7 @@
     <w:qFormat/>
     <w:rsid w:val="00fc693f"/>
     <w:rPr>
-      <w:rFonts w:ascii="Calibri" w:hAnsi="Calibri" w:eastAsia="ＭＳ ゴシック" w:cs="" w:asciiTheme="majorHAnsi" w:cstheme="majorBidi" w:eastAsiaTheme="majorEastAsia" w:hAnsiTheme="majorHAnsi"/>
+      <w:rFonts w:ascii="Calibri" w:hAnsi="Calibri" w:eastAsia="" w:cs="" w:asciiTheme="majorHAnsi" w:cstheme="majorBidi" w:eastAsiaTheme="majorEastAsia" w:hAnsiTheme="majorHAnsi"/>
       <w:color w:themeColor="accent1" w:themeShade="7f" w:val="243F60"/>
     </w:rPr>
   </w:style>
@@ -2865,7 +2932,7 @@
     <w:qFormat/>
     <w:rsid w:val="00fc693f"/>
     <w:rPr>
-      <w:rFonts w:ascii="Calibri" w:hAnsi="Calibri" w:eastAsia="ＭＳ ゴシック" w:cs="" w:asciiTheme="majorHAnsi" w:cstheme="majorBidi" w:eastAsiaTheme="majorEastAsia" w:hAnsiTheme="majorHAnsi"/>
+      <w:rFonts w:ascii="Calibri" w:hAnsi="Calibri" w:eastAsia="" w:cs="" w:asciiTheme="majorHAnsi" w:cstheme="majorBidi" w:eastAsiaTheme="majorEastAsia" w:hAnsiTheme="majorHAnsi"/>
       <w:i/>
       <w:iCs/>
       <w:color w:themeColor="accent1" w:themeShade="7f" w:val="243F60"/>
@@ -2880,7 +2947,7 @@
     <w:qFormat/>
     <w:rsid w:val="00fc693f"/>
     <w:rPr>
-      <w:rFonts w:ascii="Calibri" w:hAnsi="Calibri" w:eastAsia="ＭＳ ゴシック" w:cs="" w:asciiTheme="majorHAnsi" w:cstheme="majorBidi" w:eastAsiaTheme="majorEastAsia" w:hAnsiTheme="majorHAnsi"/>
+      <w:rFonts w:ascii="Calibri" w:hAnsi="Calibri" w:eastAsia="" w:cs="" w:asciiTheme="majorHAnsi" w:cstheme="majorBidi" w:eastAsiaTheme="majorEastAsia" w:hAnsiTheme="majorHAnsi"/>
       <w:i/>
       <w:iCs/>
       <w:color w:themeColor="text1" w:themeTint="bf" w:val="404040"/>
@@ -2895,7 +2962,7 @@
     <w:qFormat/>
     <w:rsid w:val="00fc693f"/>
     <w:rPr>
-      <w:rFonts w:ascii="Calibri" w:hAnsi="Calibri" w:eastAsia="ＭＳ ゴシック" w:cs="" w:asciiTheme="majorHAnsi" w:cstheme="majorBidi" w:eastAsiaTheme="majorEastAsia" w:hAnsiTheme="majorHAnsi"/>
+      <w:rFonts w:ascii="Calibri" w:hAnsi="Calibri" w:eastAsia="" w:cs="" w:asciiTheme="majorHAnsi" w:cstheme="majorBidi" w:eastAsiaTheme="majorEastAsia" w:hAnsiTheme="majorHAnsi"/>
       <w:color w:themeColor="accent1" w:val="4F81BD"/>
       <w:sz w:val="20"/>
       <w:szCs w:val="20"/>
@@ -2910,7 +2977,7 @@
     <w:qFormat/>
     <w:rsid w:val="00fc693f"/>
     <w:rPr>
-      <w:rFonts w:ascii="Calibri" w:hAnsi="Calibri" w:eastAsia="ＭＳ ゴシック" w:cs="" w:asciiTheme="majorHAnsi" w:cstheme="majorBidi" w:eastAsiaTheme="majorEastAsia" w:hAnsiTheme="majorHAnsi"/>
+      <w:rFonts w:ascii="Calibri" w:hAnsi="Calibri" w:eastAsia="" w:cs="" w:asciiTheme="majorHAnsi" w:cstheme="majorBidi" w:eastAsiaTheme="majorEastAsia" w:hAnsiTheme="majorHAnsi"/>
       <w:i/>
       <w:iCs/>
       <w:color w:themeColor="text1" w:themeTint="bf" w:val="404040"/>
@@ -3140,12 +3207,13 @@
     <w:rsid w:val="00fc693f"/>
     <w:pPr>
       <w:widowControl/>
+      <w:suppressAutoHyphens w:val="true"/>
       <w:bidi w:val="0"/>
       <w:spacing w:lineRule="auto" w:line="240" w:before="0" w:after="0"/>
       <w:jc w:val="start"/>
     </w:pPr>
     <w:rPr>
-      <w:rFonts w:ascii="Cambria" w:hAnsi="Cambria" w:eastAsia="ＭＳ 明朝" w:cs="" w:asciiTheme="minorHAnsi" w:cstheme="minorBidi" w:eastAsiaTheme="minorEastAsia" w:hAnsiTheme="minorHAnsi"/>
+      <w:rFonts w:ascii="Cambria" w:hAnsi="Cambria" w:eastAsia="" w:cs="" w:asciiTheme="minorHAnsi" w:cstheme="minorBidi" w:eastAsiaTheme="minorEastAsia" w:hAnsiTheme="minorHAnsi"/>
       <w:color w:val="auto"/>
       <w:kern w:val="0"/>
       <w:sz w:val="22"/>
@@ -3169,7 +3237,7 @@
       <w:contextualSpacing/>
     </w:pPr>
     <w:rPr>
-      <w:rFonts w:ascii="Calibri" w:hAnsi="Calibri" w:eastAsia="ＭＳ ゴシック" w:cs="" w:asciiTheme="majorHAnsi" w:cstheme="majorBidi" w:eastAsiaTheme="majorEastAsia" w:hAnsiTheme="majorHAnsi"/>
+      <w:rFonts w:ascii="Calibri" w:hAnsi="Calibri" w:eastAsia="" w:cs="" w:asciiTheme="majorHAnsi" w:cstheme="majorBidi" w:eastAsiaTheme="majorEastAsia" w:hAnsiTheme="majorHAnsi"/>
       <w:color w:themeColor="text2" w:themeShade="bf" w:val="17365D"/>
       <w:spacing w:val="5"/>
       <w:kern w:val="2"/>
@@ -3187,7 +3255,7 @@
     <w:rsid w:val="00fc693f"/>
     <w:pPr/>
     <w:rPr>
-      <w:rFonts w:ascii="Calibri" w:hAnsi="Calibri" w:eastAsia="ＭＳ ゴシック" w:cs="" w:asciiTheme="majorHAnsi" w:cstheme="majorBidi" w:eastAsiaTheme="majorEastAsia" w:hAnsiTheme="majorHAnsi"/>
+      <w:rFonts w:ascii="Calibri" w:hAnsi="Calibri" w:eastAsia="" w:cs="" w:asciiTheme="majorHAnsi" w:cstheme="majorBidi" w:eastAsiaTheme="majorEastAsia" w:hAnsiTheme="majorHAnsi"/>
       <w:i/>
       <w:iCs/>
       <w:color w:themeColor="accent1" w:val="4F81BD"/>
@@ -3420,12 +3488,13 @@
         <w:tab w:val="left" w:pos="3456" w:leader="none"/>
         <w:tab w:val="left" w:pos="4032" w:leader="none"/>
       </w:tabs>
+      <w:suppressAutoHyphens w:val="true"/>
       <w:bidi w:val="0"/>
       <w:spacing w:lineRule="auto" w:line="276" w:before="0" w:after="200"/>
       <w:jc w:val="start"/>
     </w:pPr>
     <w:rPr>
-      <w:rFonts w:ascii="Courier" w:hAnsi="Courier" w:eastAsia="ＭＳ 明朝" w:cs="" w:cstheme="minorBidi" w:eastAsiaTheme="minorEastAsia"/>
+      <w:rFonts w:ascii="Courier" w:hAnsi="Courier" w:eastAsia="" w:cs="" w:cstheme="minorBidi" w:eastAsiaTheme="minorEastAsia"/>
       <w:color w:val="auto"/>
       <w:kern w:val="0"/>
       <w:sz w:val="20"/>
@@ -6623,7 +6692,6 @@
       <w:pPr>
         <w:spacing w:before="0" w:after="0" w:line="240" w:lineRule="auto"/>
       </w:pPr>
-      <w:rPr/>
       <w:tblPr/>
       <w:tcPr>
         <w:tcBorders>
@@ -6769,7 +6837,6 @@
       <w:pPr>
         <w:spacing w:before="0" w:after="0" w:line="240" w:lineRule="auto"/>
       </w:pPr>
-      <w:rPr/>
       <w:tblPr/>
       <w:tcPr>
         <w:tcBorders>
@@ -6915,7 +6982,6 @@
       <w:pPr>
         <w:spacing w:before="0" w:after="0" w:line="240" w:lineRule="auto"/>
       </w:pPr>
-      <w:rPr/>
       <w:tblPr/>
       <w:tcPr>
         <w:tcBorders>
@@ -7061,7 +7127,6 @@
       <w:pPr>
         <w:spacing w:before="0" w:after="0" w:line="240" w:lineRule="auto"/>
       </w:pPr>
-      <w:rPr/>
       <w:tblPr/>
       <w:tcPr>
         <w:tcBorders>
@@ -7207,7 +7272,6 @@
       <w:pPr>
         <w:spacing w:before="0" w:after="0" w:line="240" w:lineRule="auto"/>
       </w:pPr>
-      <w:rPr/>
       <w:tblPr/>
       <w:tcPr>
         <w:tcBorders>
@@ -7353,7 +7417,6 @@
       <w:pPr>
         <w:spacing w:before="0" w:after="0" w:line="240" w:lineRule="auto"/>
       </w:pPr>
-      <w:rPr/>
       <w:tblPr/>
       <w:tcPr>
         <w:tcBorders>
@@ -7499,7 +7562,6 @@
       <w:pPr>
         <w:spacing w:before="0" w:after="0" w:line="240" w:lineRule="auto"/>
       </w:pPr>
-      <w:rPr/>
       <w:tblPr/>
       <w:tcPr>
         <w:tcBorders>
